--- a/_out/mdl/2024/MDL-Town_of_Brunswick-016000089-2024.docx
+++ b/_out/mdl/2024/MDL-Town_of_Brunswick-016000089-2024.docx
@@ -33,7 +33,7 @@
           <w:smallCaps w:val="0"/>
           <w:sz w:val="24"/>
         </w:rPr>
-        <w:t>January 20, 2026</w:t>
+        <w:t>March 02, 2026</w:t>
       </w:r>
     </w:p>
     <w:p>
@@ -164,7 +164,7 @@
           <w:smallCaps w:val="0"/>
           <w:sz w:val="24"/>
         </w:rPr>
-        <w:t>Attention: Branden Perreault, Finance Director</w:t>
+        <w:t>Attention: Julia Henze, Town Manager &amp; Acting Finance Director</w:t>
       </w:r>
     </w:p>
     <w:p>
@@ -287,7 +287,7 @@
         <w:rPr>
           <w:sz w:val="24"/>
         </w:rPr>
-        <w:t>. No questioned costs are included in this single audit report. Treasury has made the following determinations regarding the audit findings and CAPs listed below:</w:t>
+        <w:t>. No questioned costs are included in this single audit report. Treasury has made the following determinations regarding the audit finding and CAP listed below:</w:t>
       </w:r>
     </w:p>
     <w:p>
@@ -574,7 +574,7 @@
           </w:tcPr>
           <w:p>
             <w:pPr>
-              <w:spacing w:before="76"/>
+              <w:spacing w:before="76" w:after="0"/>
               <w:jc w:val="center"/>
             </w:pPr>
             <w:r>
@@ -582,11 +582,41 @@
                 <w:sz w:val="24"/>
               </w:rPr>
               <w:t>Questioned Cost:</w:t>
-              <w:br/>
+            </w:r>
+          </w:p>
+          <w:p>
+            <w:pPr>
+              <w:spacing w:before="76" w:after="0"/>
+              <w:jc w:val="center"/>
+            </w:pPr>
+            <w:r>
+              <w:rPr>
+                <w:sz w:val="24"/>
+              </w:rPr>
               <w:t>None</w:t>
-              <w:br/>
+            </w:r>
+          </w:p>
+          <w:p>
+            <w:pPr>
+              <w:spacing w:before="76" w:after="0"/>
+              <w:jc w:val="center"/>
+            </w:pPr>
+            <w:r>
+              <w:rPr>
+                <w:sz w:val="24"/>
+              </w:rPr>
               <w:t>Disallowed Cost:</w:t>
-              <w:br/>
+            </w:r>
+          </w:p>
+          <w:p>
+            <w:pPr>
+              <w:spacing w:before="76" w:after="240"/>
+              <w:jc w:val="center"/>
+            </w:pPr>
+            <w:r>
+              <w:rPr>
+                <w:sz w:val="24"/>
+              </w:rPr>
               <w:t>None</w:t>
             </w:r>
           </w:p>
@@ -611,586 +641,6 @@
         </w:tc>
       </w:tr>
     </w:tbl>
-    <w:p/>
-    <w:p>
-      <w:pPr>
-        <w:spacing w:before="240" w:after="0" w:line="240" w:lineRule="auto"/>
-      </w:pPr>
-      <w:r>
-        <w:rPr>
-          <w:b/>
-          <w:sz w:val="24"/>
-        </w:rPr>
-        <w:t>Assistance Listing Number/Program Name:</w:t>
-      </w:r>
-      <w:r>
-        <w:rPr>
-          <w:sz w:val="24"/>
-        </w:rPr>
-        <w:br/>
-      </w:r>
-      <w:r>
-        <w:rPr>
-          <w:sz w:val="24"/>
-        </w:rPr>
-        <w:t>21.027 / State and Local Fiscal Recovery Funds (SLFRF)</w:t>
-      </w:r>
-    </w:p>
-    <w:tbl>
-      <w:tblPr>
-        <w:tblW w:type="dxa" w:w="9000"/>
-        <w:tblLook w:firstColumn="1" w:firstRow="1" w:lastColumn="0" w:lastRow="0" w:noHBand="0" w:noVBand="1" w:val="04A0"/>
-        <w:tblBorders>
-          <w:top w:val="single" w:sz="12" w:space="0" w:color="000000"/>
-          <w:left w:val="single" w:sz="12" w:space="0" w:color="000000"/>
-          <w:bottom w:val="single" w:sz="12" w:space="0" w:color="000000"/>
-          <w:right w:val="single" w:sz="12" w:space="0" w:color="000000"/>
-          <w:insideH w:val="single" w:sz="12" w:space="0" w:color="000000"/>
-          <w:insideV w:val="single" w:sz="12" w:space="0" w:color="000000"/>
-        </w:tblBorders>
-        <w:tblLayout w:type="fixed"/>
-        <w:tblCellMar>
-          <w:top w:w="0" w:type="dxa"/>
-          <w:bottom w:w="0" w:type="dxa"/>
-          <w:left w:w="86" w:type="dxa"/>
-          <w:right w:w="86" w:type="dxa"/>
-        </w:tblCellMar>
-        <w:tblInd w:type="dxa" w:w="72"/>
-      </w:tblPr>
-      <w:tblGrid>
-        <w:gridCol w:w="1872"/>
-        <w:gridCol w:w="1872"/>
-        <w:gridCol w:w="1872"/>
-        <w:gridCol w:w="1872"/>
-        <w:gridCol w:w="1872"/>
-      </w:tblGrid>
-      <w:tr>
-        <w:trPr>
-          <w:trHeight w:val="706" w:hRule="atLeast"/>
-        </w:trPr>
-        <w:tc>
-          <w:tcPr>
-            <w:tcW w:type="dxa" w:w="1195"/>
-            <w:vAlign w:val="top"/>
-          </w:tcPr>
-          <w:p>
-            <w:pPr>
-              <w:spacing w:before="76" w:after="0" w:line="240" w:lineRule="auto"/>
-              <w:jc w:val="center"/>
-            </w:pPr>
-            <w:r>
-              <w:rPr>
-                <w:b/>
-                <w:sz w:val="24"/>
-              </w:rPr>
-              <w:t>Audit</w:t>
-              <w:br/>
-              <w:t>Finding #</w:t>
-            </w:r>
-          </w:p>
-        </w:tc>
-        <w:tc>
-          <w:tcPr>
-            <w:tcW w:type="dxa" w:w="2290"/>
-            <w:vAlign w:val="top"/>
-          </w:tcPr>
-          <w:p>
-            <w:pPr>
-              <w:spacing w:before="76" w:after="0" w:line="240" w:lineRule="auto"/>
-              <w:jc w:val="center"/>
-            </w:pPr>
-            <w:r>
-              <w:rPr>
-                <w:b/>
-                <w:sz w:val="24"/>
-              </w:rPr>
-              <w:t>Compliance Type -</w:t>
-              <w:br/>
-              <w:t>Audit Finding Summary</w:t>
-            </w:r>
-          </w:p>
-        </w:tc>
-        <w:tc>
-          <w:tcPr>
-            <w:tcW w:type="dxa" w:w="1728"/>
-            <w:vAlign w:val="top"/>
-          </w:tcPr>
-          <w:p>
-            <w:pPr>
-              <w:spacing w:before="76" w:after="0" w:line="240" w:lineRule="auto"/>
-              <w:jc w:val="center"/>
-            </w:pPr>
-            <w:r>
-              <w:rPr>
-                <w:b/>
-                <w:sz w:val="24"/>
-              </w:rPr>
-              <w:t>Audit Finding</w:t>
-              <w:br/>
-              <w:t>Determination</w:t>
-            </w:r>
-          </w:p>
-        </w:tc>
-        <w:tc>
-          <w:tcPr>
-            <w:tcW w:type="dxa" w:w="2074"/>
-            <w:vAlign w:val="top"/>
-          </w:tcPr>
-          <w:p>
-            <w:pPr>
-              <w:spacing w:before="76" w:after="0" w:line="240" w:lineRule="auto"/>
-              <w:jc w:val="center"/>
-            </w:pPr>
-            <w:r>
-              <w:rPr>
-                <w:b/>
-                <w:sz w:val="24"/>
-              </w:rPr>
-              <w:t>Questioned Cost</w:t>
-              <w:br/>
-              <w:t>Determination</w:t>
-            </w:r>
-          </w:p>
-        </w:tc>
-        <w:tc>
-          <w:tcPr>
-            <w:tcW w:type="dxa" w:w="1714"/>
-            <w:vAlign w:val="top"/>
-          </w:tcPr>
-          <w:p>
-            <w:pPr>
-              <w:spacing w:before="76" w:after="0" w:line="240" w:lineRule="auto"/>
-              <w:jc w:val="center"/>
-            </w:pPr>
-            <w:r>
-              <w:rPr>
-                <w:b/>
-                <w:sz w:val="24"/>
-              </w:rPr>
-              <w:t>CAP</w:t>
-              <w:br/>
-              <w:t>Determination</w:t>
-            </w:r>
-          </w:p>
-        </w:tc>
-      </w:tr>
-      <w:tr>
-        <w:trPr>
-          <w:trHeight w:val="706" w:hRule="atLeast"/>
-        </w:trPr>
-        <w:tc>
-          <w:tcPr>
-            <w:tcW w:type="dxa" w:w="1195"/>
-            <w:vAlign w:val="top"/>
-          </w:tcPr>
-          <w:p>
-            <w:pPr>
-              <w:spacing w:before="200"/>
-              <w:jc w:val="center"/>
-            </w:pPr>
-            <w:r>
-              <w:rPr>
-                <w:sz w:val="24"/>
-              </w:rPr>
-              <w:t>2024-001</w:t>
-            </w:r>
-          </w:p>
-        </w:tc>
-        <w:tc>
-          <w:tcPr>
-            <w:tcW w:type="dxa" w:w="2290"/>
-            <w:vAlign w:val="top"/>
-          </w:tcPr>
-          <w:p>
-            <w:pPr>
-              <w:spacing w:before="0"/>
-              <w:jc w:val="left"/>
-            </w:pPr>
-            <w:r>
-              <w:rPr>
-                <w:b/>
-                <w:sz w:val="24"/>
-              </w:rPr>
-              <w:t>Allowable costs/cost principles</w:t>
-            </w:r>
-            <w:r>
-              <w:rPr>
-                <w:sz w:val="24"/>
-              </w:rPr>
-              <w:t xml:space="preserve"> - </w:t>
-            </w:r>
-            <w:r>
-              <w:rPr>
-                <w:sz w:val="24"/>
-              </w:rPr>
-              <w:br/>
-            </w:r>
-            <w:r>
-              <w:rPr>
-                <w:sz w:val="24"/>
-              </w:rPr>
-              <w:br/>
-            </w:r>
-            <w:r>
-              <w:rPr>
-                <w:sz w:val="24"/>
-              </w:rPr>
-              <w:t>Unallowable expenditures due to duplicative benefits with another</w:t>
-            </w:r>
-          </w:p>
-        </w:tc>
-        <w:tc>
-          <w:tcPr>
-            <w:tcW w:type="dxa" w:w="1728"/>
-            <w:vAlign w:val="top"/>
-          </w:tcPr>
-          <w:p>
-            <w:pPr>
-              <w:spacing w:before="200"/>
-              <w:jc w:val="center"/>
-            </w:pPr>
-            <w:r>
-              <w:rPr>
-                <w:sz w:val="24"/>
-              </w:rPr>
-              <w:t>Sustained</w:t>
-            </w:r>
-          </w:p>
-        </w:tc>
-        <w:tc>
-          <w:tcPr>
-            <w:tcW w:type="dxa" w:w="2074"/>
-            <w:vAlign w:val="top"/>
-          </w:tcPr>
-          <w:p>
-            <w:pPr>
-              <w:spacing w:before="76"/>
-              <w:jc w:val="center"/>
-            </w:pPr>
-            <w:r>
-              <w:rPr>
-                <w:sz w:val="24"/>
-              </w:rPr>
-              <w:t>Questioned Cost:</w:t>
-              <w:br/>
-              <w:t>None</w:t>
-              <w:br/>
-              <w:t>Disallowed Cost:</w:t>
-              <w:br/>
-              <w:t>None</w:t>
-            </w:r>
-          </w:p>
-        </w:tc>
-        <w:tc>
-          <w:tcPr>
-            <w:tcW w:type="dxa" w:w="1714"/>
-            <w:vAlign w:val="top"/>
-          </w:tcPr>
-          <w:p>
-            <w:pPr>
-              <w:spacing w:before="200"/>
-              <w:jc w:val="center"/>
-            </w:pPr>
-            <w:r>
-              <w:rPr>
-                <w:sz w:val="24"/>
-              </w:rPr>
-              <w:t>Accepted</w:t>
-            </w:r>
-          </w:p>
-        </w:tc>
-      </w:tr>
-    </w:tbl>
-    <w:p/>
-    <w:p>
-      <w:pPr>
-        <w:spacing w:before="240" w:after="0" w:line="240" w:lineRule="auto"/>
-      </w:pPr>
-      <w:r>
-        <w:rPr>
-          <w:b/>
-          <w:sz w:val="24"/>
-        </w:rPr>
-        <w:t>Assistance Listing Number/Program Name:</w:t>
-      </w:r>
-      <w:r>
-        <w:rPr>
-          <w:sz w:val="24"/>
-        </w:rPr>
-        <w:br/>
-      </w:r>
-      <w:r>
-        <w:rPr>
-          <w:sz w:val="24"/>
-        </w:rPr>
-        <w:t>21.027 / State and Local Fiscal Recovery Funds (SLFRF)</w:t>
-      </w:r>
-    </w:p>
-    <w:tbl>
-      <w:tblPr>
-        <w:tblW w:type="dxa" w:w="9000"/>
-        <w:tblLook w:firstColumn="1" w:firstRow="1" w:lastColumn="0" w:lastRow="0" w:noHBand="0" w:noVBand="1" w:val="04A0"/>
-        <w:tblBorders>
-          <w:top w:val="single" w:sz="12" w:space="0" w:color="000000"/>
-          <w:left w:val="single" w:sz="12" w:space="0" w:color="000000"/>
-          <w:bottom w:val="single" w:sz="12" w:space="0" w:color="000000"/>
-          <w:right w:val="single" w:sz="12" w:space="0" w:color="000000"/>
-          <w:insideH w:val="single" w:sz="12" w:space="0" w:color="000000"/>
-          <w:insideV w:val="single" w:sz="12" w:space="0" w:color="000000"/>
-        </w:tblBorders>
-        <w:tblLayout w:type="fixed"/>
-        <w:tblCellMar>
-          <w:top w:w="0" w:type="dxa"/>
-          <w:bottom w:w="0" w:type="dxa"/>
-          <w:left w:w="86" w:type="dxa"/>
-          <w:right w:w="86" w:type="dxa"/>
-        </w:tblCellMar>
-        <w:tblInd w:type="dxa" w:w="72"/>
-      </w:tblPr>
-      <w:tblGrid>
-        <w:gridCol w:w="1872"/>
-        <w:gridCol w:w="1872"/>
-        <w:gridCol w:w="1872"/>
-        <w:gridCol w:w="1872"/>
-        <w:gridCol w:w="1872"/>
-      </w:tblGrid>
-      <w:tr>
-        <w:trPr>
-          <w:trHeight w:val="706" w:hRule="atLeast"/>
-        </w:trPr>
-        <w:tc>
-          <w:tcPr>
-            <w:tcW w:type="dxa" w:w="1195"/>
-            <w:vAlign w:val="top"/>
-          </w:tcPr>
-          <w:p>
-            <w:pPr>
-              <w:spacing w:before="76" w:after="0" w:line="240" w:lineRule="auto"/>
-              <w:jc w:val="center"/>
-            </w:pPr>
-            <w:r>
-              <w:rPr>
-                <w:b/>
-                <w:sz w:val="24"/>
-              </w:rPr>
-              <w:t>Audit</w:t>
-              <w:br/>
-              <w:t>Finding #</w:t>
-            </w:r>
-          </w:p>
-        </w:tc>
-        <w:tc>
-          <w:tcPr>
-            <w:tcW w:type="dxa" w:w="2290"/>
-            <w:vAlign w:val="top"/>
-          </w:tcPr>
-          <w:p>
-            <w:pPr>
-              <w:spacing w:before="76" w:after="0" w:line="240" w:lineRule="auto"/>
-              <w:jc w:val="center"/>
-            </w:pPr>
-            <w:r>
-              <w:rPr>
-                <w:b/>
-                <w:sz w:val="24"/>
-              </w:rPr>
-              <w:t>Compliance Type -</w:t>
-              <w:br/>
-              <w:t>Audit Finding Summary</w:t>
-            </w:r>
-          </w:p>
-        </w:tc>
-        <w:tc>
-          <w:tcPr>
-            <w:tcW w:type="dxa" w:w="1728"/>
-            <w:vAlign w:val="top"/>
-          </w:tcPr>
-          <w:p>
-            <w:pPr>
-              <w:spacing w:before="76" w:after="0" w:line="240" w:lineRule="auto"/>
-              <w:jc w:val="center"/>
-            </w:pPr>
-            <w:r>
-              <w:rPr>
-                <w:b/>
-                <w:sz w:val="24"/>
-              </w:rPr>
-              <w:t>Audit Finding</w:t>
-              <w:br/>
-              <w:t>Determination</w:t>
-            </w:r>
-          </w:p>
-        </w:tc>
-        <w:tc>
-          <w:tcPr>
-            <w:tcW w:type="dxa" w:w="2074"/>
-            <w:vAlign w:val="top"/>
-          </w:tcPr>
-          <w:p>
-            <w:pPr>
-              <w:spacing w:before="76" w:after="0" w:line="240" w:lineRule="auto"/>
-              <w:jc w:val="center"/>
-            </w:pPr>
-            <w:r>
-              <w:rPr>
-                <w:b/>
-                <w:sz w:val="24"/>
-              </w:rPr>
-              <w:t>Questioned Cost</w:t>
-              <w:br/>
-              <w:t>Determination</w:t>
-            </w:r>
-          </w:p>
-        </w:tc>
-        <w:tc>
-          <w:tcPr>
-            <w:tcW w:type="dxa" w:w="1714"/>
-            <w:vAlign w:val="top"/>
-          </w:tcPr>
-          <w:p>
-            <w:pPr>
-              <w:spacing w:before="76" w:after="0" w:line="240" w:lineRule="auto"/>
-              <w:jc w:val="center"/>
-            </w:pPr>
-            <w:r>
-              <w:rPr>
-                <w:b/>
-                <w:sz w:val="24"/>
-              </w:rPr>
-              <w:t>CAP</w:t>
-              <w:br/>
-              <w:t>Determination</w:t>
-            </w:r>
-          </w:p>
-        </w:tc>
-      </w:tr>
-      <w:tr>
-        <w:trPr>
-          <w:trHeight w:val="706" w:hRule="atLeast"/>
-        </w:trPr>
-        <w:tc>
-          <w:tcPr>
-            <w:tcW w:type="dxa" w:w="1195"/>
-            <w:vAlign w:val="top"/>
-          </w:tcPr>
-          <w:p>
-            <w:pPr>
-              <w:spacing w:before="200"/>
-              <w:jc w:val="center"/>
-            </w:pPr>
-            <w:r>
-              <w:rPr>
-                <w:sz w:val="24"/>
-              </w:rPr>
-              <w:t>2024-001</w:t>
-            </w:r>
-          </w:p>
-        </w:tc>
-        <w:tc>
-          <w:tcPr>
-            <w:tcW w:type="dxa" w:w="2290"/>
-            <w:vAlign w:val="top"/>
-          </w:tcPr>
-          <w:p>
-            <w:pPr>
-              <w:spacing w:before="0"/>
-              <w:jc w:val="left"/>
-            </w:pPr>
-            <w:r>
-              <w:rPr>
-                <w:b/>
-                <w:sz w:val="24"/>
-              </w:rPr>
-              <w:t>Allowable costs/cost principles</w:t>
-            </w:r>
-            <w:r>
-              <w:rPr>
-                <w:sz w:val="24"/>
-              </w:rPr>
-              <w:t xml:space="preserve"> - </w:t>
-            </w:r>
-            <w:r>
-              <w:rPr>
-                <w:sz w:val="24"/>
-              </w:rPr>
-              <w:br/>
-            </w:r>
-            <w:r>
-              <w:rPr>
-                <w:sz w:val="24"/>
-              </w:rPr>
-              <w:br/>
-            </w:r>
-            <w:r>
-              <w:rPr>
-                <w:sz w:val="24"/>
-              </w:rPr>
-              <w:t>Unallowable expenditures due to duplicative benefits with another</w:t>
-            </w:r>
-          </w:p>
-        </w:tc>
-        <w:tc>
-          <w:tcPr>
-            <w:tcW w:type="dxa" w:w="1728"/>
-            <w:vAlign w:val="top"/>
-          </w:tcPr>
-          <w:p>
-            <w:pPr>
-              <w:spacing w:before="200"/>
-              <w:jc w:val="center"/>
-            </w:pPr>
-            <w:r>
-              <w:rPr>
-                <w:sz w:val="24"/>
-              </w:rPr>
-              <w:t>Sustained</w:t>
-            </w:r>
-          </w:p>
-        </w:tc>
-        <w:tc>
-          <w:tcPr>
-            <w:tcW w:type="dxa" w:w="2074"/>
-            <w:vAlign w:val="top"/>
-          </w:tcPr>
-          <w:p>
-            <w:pPr>
-              <w:spacing w:before="76"/>
-              <w:jc w:val="center"/>
-            </w:pPr>
-            <w:r>
-              <w:rPr>
-                <w:sz w:val="24"/>
-              </w:rPr>
-              <w:t>Questioned Cost:</w:t>
-              <w:br/>
-              <w:t>None</w:t>
-              <w:br/>
-              <w:t>Disallowed Cost:</w:t>
-              <w:br/>
-              <w:t>None</w:t>
-            </w:r>
-          </w:p>
-        </w:tc>
-        <w:tc>
-          <w:tcPr>
-            <w:tcW w:type="dxa" w:w="1714"/>
-            <w:vAlign w:val="top"/>
-          </w:tcPr>
-          <w:p>
-            <w:pPr>
-              <w:spacing w:before="200"/>
-              <w:jc w:val="center"/>
-            </w:pPr>
-            <w:r>
-              <w:rPr>
-                <w:sz w:val="24"/>
-              </w:rPr>
-              <w:t>Accepted</w:t>
-            </w:r>
-          </w:p>
-        </w:tc>
-      </w:tr>
-    </w:tbl>
     <w:p>
       <w:pPr>
         <w:pStyle w:val="BodyText"/>
@@ -1220,7 +670,7 @@
         <w:rPr>
           <w:sz w:val="24"/>
         </w:rPr>
-        <w:t xml:space="preserve">The audit findings are sustained as the identified issues violates the terms and conditions of the above-referenced awards. The CAPs, if implemented, are responsive to the audit findings, address the cause of the audit findings and should be completed in accordance with the action dates indicated in the single audit report. </w:t>
+        <w:t xml:space="preserve">The audit finding is sustained as the identified issue violates the terms and conditions of the above-referenced award. The CAP, if implemented, is responsive to the audit finding, addresses the cause of the audit finding and should be completed in accordance with the action date indicated in the single audit report. </w:t>
       </w:r>
     </w:p>
     <w:bookmarkEnd w:id="26"/>
@@ -1253,7 +703,7 @@
         <w:rPr>
           <w:sz w:val="24"/>
         </w:rPr>
-        <w:t xml:space="preserve">Please note, the corrective actions are subject to review during this recipient’s next annual single audit or program-specific audit, as applicable, to determine adequacy. If the same audit findings appears in a future single audit report for this recipient, its current or future award funding under Treasury’s programs may be adversely impacted. </w:t>
+        <w:t xml:space="preserve">Please note, the corrective action is subject to review during this recipient’s next annual single audit or program-specific audit, as applicable, to determine adequacy. If the same audit finding appears in a future single audit report for this recipient, its current or future award funding under Treasury’s programs may be adversely impacted. </w:t>
       </w:r>
     </w:p>
     <w:p>
@@ -1284,7 +734,7 @@
         <w:rPr>
           <w:sz w:val="24"/>
         </w:rPr>
-        <w:t xml:space="preserve">Town of Brunswick may appeal Treasury’s decision for the audit findings listed above. A written appeal must be submitted within 30 calendar days of the date of this management decision letter to Treasury via email at </w:t>
+        <w:t xml:space="preserve">Town of Brunswick may appeal Treasury’s decision for the audit finding listed above. A written appeal must be submitted within 30 calendar days of the date of this management decision letter to Treasury via email at </w:t>
       </w:r>
       <w:hyperlink r:id="rId24">
         <w:r>
@@ -1332,7 +782,7 @@
         <w:rPr>
           <w:sz w:val="24"/>
         </w:rPr>
-        <w:t xml:space="preserve">For questions regarding the audit findings, please email us at </w:t>
+        <w:t xml:space="preserve">For questions regarding the audit finding, please email us at </w:t>
       </w:r>
       <w:hyperlink r:id="rId24">
         <w:r>

--- a/_out/mdl/2024/MDL-Town_of_Brunswick-016000089-2024.docx
+++ b/_out/mdl/2024/MDL-Town_of_Brunswick-016000089-2024.docx
@@ -33,7 +33,7 @@
           <w:smallCaps w:val="0"/>
           <w:sz w:val="24"/>
         </w:rPr>
-        <w:t>March 02, 2026</w:t>
+        <w:t>March 03, 2026</w:t>
       </w:r>
     </w:p>
     <w:p>
@@ -249,19 +249,19 @@
       </w:pPr>
       <w:commentRangeStart w:id="16"/>
       <w:commentRangeEnd w:id="16"/>
-      <w:commentRangeStart w:id="17"/>
-      <w:commentRangeEnd w:id="17"/>
-      <w:bookmarkStart w:id="18" w:name="_Hlk154663119"/>
+      <w:bookmarkStart w:id="17" w:name="_Hlk154663119"/>
+      <w:proofErr w:type="gramStart"/>
+      <w:proofErr w:type="gramEnd"/>
+      <w:commentRangeStart w:id="18"/>
       <w:commentRangeStart w:id="19"/>
-      <w:commentRangeStart w:id="20"/>
+      <w:commentRangeEnd w:id="18"/>
       <w:commentRangeEnd w:id="19"/>
-      <w:commentRangeEnd w:id="20"/>
-      <w:bookmarkEnd w:id="18"/>
-      <w:r>
-        <w:rPr>
-          <w:sz w:val="24"/>
-        </w:rPr>
-        <w:t xml:space="preserve">Treasury has reviewed the single audit report for </w:t>
+      <w:bookmarkEnd w:id="17"/>
+      <w:r>
+        <w:rPr>
+          <w:sz w:val="24"/>
+        </w:rPr>
+        <w:t xml:space="preserve">Treasury has reviewed the single audit report for the </w:t>
       </w:r>
       <w:r>
         <w:rPr>
@@ -311,12 +311,12 @@
           <w:szCs w:val="24"/>
         </w:rPr>
       </w:pPr>
+      <w:commentRangeStart w:id="20"/>
       <w:commentRangeStart w:id="21"/>
       <w:commentRangeStart w:id="22"/>
-      <w:commentRangeStart w:id="23"/>
+      <w:commentRangeEnd w:id="20"/>
       <w:commentRangeEnd w:id="21"/>
       <w:commentRangeEnd w:id="22"/>
-      <w:commentRangeEnd w:id="23"/>
       <w:r>
         <w:rPr>
           <w:b/>
@@ -652,7 +652,7 @@
           <w:szCs w:val="24"/>
         </w:rPr>
       </w:pPr>
-      <w:bookmarkStart w:id="24" w:name="_Hlk154663631"/>
+      <w:bookmarkStart w:id="23" w:name="_Hlk154663631"/>
     </w:p>
     <w:p>
       <w:pPr>
@@ -664,8 +664,8 @@
           <w:szCs w:val="24"/>
         </w:rPr>
       </w:pPr>
-      <w:commentRangeStart w:id="25"/>
-      <w:bookmarkStart w:id="26" w:name="_Hlk172811021"/>
+      <w:commentRangeStart w:id="24"/>
+      <w:bookmarkStart w:id="25" w:name="_Hlk172811021"/>
       <w:r>
         <w:rPr>
           <w:sz w:val="24"/>
@@ -673,7 +673,7 @@
         <w:t xml:space="preserve">The audit finding is sustained as the identified issue violates the terms and conditions of the above-referenced award. The CAP, if implemented, is responsive to the audit finding, addresses the cause of the audit finding and should be completed in accordance with the action date indicated in the single audit report. </w:t>
       </w:r>
     </w:p>
-    <w:bookmarkEnd w:id="26"/>
+    <w:bookmarkEnd w:id="25"/>
     <w:p>
       <w:pPr>
         <w:pStyle w:val="BodyText"/>
@@ -696,9 +696,11 @@
           <w:szCs w:val="24"/>
         </w:rPr>
       </w:pPr>
-      <w:bookmarkStart w:id="27" w:name="_Hlk154663714"/>
-      <w:bookmarkEnd w:id="24"/>
-      <w:commentRangeEnd w:id="25"/>
+      <w:proofErr w:type="gramStart"/>
+      <w:proofErr w:type="gramEnd"/>
+      <w:bookmarkStart w:id="26" w:name="_Hlk154663714"/>
+      <w:bookmarkEnd w:id="23"/>
+      <w:commentRangeEnd w:id="24"/>
       <w:r>
         <w:rPr>
           <w:sz w:val="24"/>
@@ -726,15 +728,19 @@
           <w:szCs w:val="24"/>
         </w:rPr>
       </w:pPr>
-      <w:commentRangeStart w:id="28"/>
-      <w:commentRangeEnd w:id="28"/>
+      <w:commentRangeStart w:id="27"/>
+      <w:commentRangeEnd w:id="27"/>
+      <w:proofErr w:type="gramStart"/>
+      <w:proofErr w:type="gramEnd"/>
       <w:proofErr w:type="spellStart"/>
       <w:proofErr w:type="spellEnd"/>
-      <w:r>
-        <w:rPr>
-          <w:sz w:val="24"/>
-        </w:rPr>
-        <w:t xml:space="preserve">Town of Brunswick may appeal Treasury’s decision for the audit finding listed above. A written appeal must be submitted within 30 calendar days of the date of this management decision letter to Treasury via email at </w:t>
+      <w:proofErr w:type="gramStart"/>
+      <w:proofErr w:type="gramEnd"/>
+      <w:r>
+        <w:rPr>
+          <w:sz w:val="24"/>
+        </w:rPr>
+        <w:t xml:space="preserve">The Town of Brunswick may appeal Treasury’s decision for the audit finding listed above. A written appeal must be submitted within 30 calendar days of the date of this management decision letter to Treasury via email at </w:t>
       </w:r>
       <w:hyperlink r:id="rId24">
         <w:r>
@@ -764,7 +770,7 @@
           <w:szCs w:val="24"/>
         </w:rPr>
       </w:pPr>
-      <w:bookmarkStart w:id="29" w:name="_Hlk172811103"/>
+      <w:bookmarkStart w:id="28" w:name="_Hlk172811103"/>
     </w:p>
     <w:p>
       <w:pPr>
@@ -776,8 +782,12 @@
           <w:szCs w:val="24"/>
         </w:rPr>
       </w:pPr>
+      <w:proofErr w:type="gramStart"/>
+      <w:proofErr w:type="gramEnd"/>
       <w:proofErr w:type="spellStart"/>
       <w:proofErr w:type="spellEnd"/>
+      <w:proofErr w:type="gramStart"/>
+      <w:proofErr w:type="gramEnd"/>
       <w:r>
         <w:rPr>
           <w:sz w:val="24"/>
@@ -802,7 +812,7 @@
         <w:t>. Thank you.</w:t>
       </w:r>
     </w:p>
-    <w:bookmarkEnd w:id="29"/>
+    <w:bookmarkEnd w:id="28"/>
     <w:p>
       <w:pPr>
         <w:pStyle w:val="BodyText"/>
@@ -1066,7 +1076,7 @@
         <w:t xml:space="preserve">Treasury </w:t>
       </w:r>
     </w:p>
-    <w:bookmarkEnd w:id="27"/>
+    <w:bookmarkEnd w:id="26"/>
     <w:p>
       <w:pPr>
         <w:pStyle w:val="BodyText"/>
@@ -1352,7 +1362,7 @@
       </w:r>
     </w:p>
   </w:comment>
-  <w:comment w:id="16" w:author="Anthony D'Alessandro" w:date="2025-09-08T11:19:00Z" w:initials="AD">
+  <w:comment w:id="16" w:author="Anthony D'Alessandro" w:date="2025-09-08T11:20:00Z" w:initials="AD">
     <w:p>
       <w:pPr>
         <w:pStyle w:val="CommentText"/>
@@ -1364,11 +1374,17 @@
         <w:annotationRef/>
       </w:r>
       <w:r>
-        <w:t>Must add “The” before recipient name</w:t>
+        <w:t>Need full name as written in SF-SAC [auditee_name] “</w:t>
+      </w:r>
+      <w:r>
+        <w:rPr>
+          <w:color w:val="000000"/>
+        </w:rPr>
+        <w:t>CITY OF ANN ARBOR, MICHIGAN”</w:t>
       </w:r>
     </w:p>
   </w:comment>
-  <w:comment w:id="17" w:author="Anthony D'Alessandro" w:date="2025-09-08T11:20:00Z" w:initials="AD">
+  <w:comment w:id="18" w:author="Anthony D'Alessandro" w:date="2025-09-08T11:30:00Z" w:initials="AD">
     <w:p>
       <w:pPr>
         <w:pStyle w:val="CommentText"/>
@@ -1380,17 +1396,11 @@
         <w:annotationRef/>
       </w:r>
       <w:r>
-        <w:t>Need full name as written in SF-SAC [auditee_name] “</w:t>
-      </w:r>
-      <w:r>
-        <w:rPr>
-          <w:color w:val="000000"/>
-        </w:rPr>
-        <w:t>CITY OF ANN ARBOR, MICHIGAN”</w:t>
+        <w:t>Add S if plural, remove if singular finding</w:t>
       </w:r>
     </w:p>
   </w:comment>
-  <w:comment w:id="19" w:author="Anthony D'Alessandro" w:date="2025-09-08T11:30:00Z" w:initials="AD">
+  <w:comment w:id="19" w:author="Anthony D'Alessandro" w:date="2025-09-08T13:29:00Z" w:initials="AD">
     <w:p>
       <w:pPr>
         <w:pStyle w:val="CommentText"/>
@@ -1402,27 +1412,11 @@
         <w:annotationRef/>
       </w:r>
       <w:r>
-        <w:t>Add S if plural, remove if singular finding</w:t>
+        <w:t>No plural in this example</w:t>
       </w:r>
     </w:p>
   </w:comment>
-  <w:comment w:id="20" w:author="Anthony D'Alessandro" w:date="2025-09-08T13:29:00Z" w:initials="AD">
-    <w:p>
-      <w:pPr>
-        <w:pStyle w:val="CommentText"/>
-      </w:pPr>
-      <w:r>
-        <w:rPr>
-          <w:rStyle w:val="CommentReference"/>
-        </w:rPr>
-        <w:annotationRef/>
-      </w:r>
-      <w:r>
-        <w:t>No plural in this example</w:t>
-      </w:r>
-    </w:p>
-  </w:comment>
-  <w:comment w:id="21" w:author="Jones, Jasmine" w:date="2024-07-26T14:49:00Z" w:initials="JJ">
+  <w:comment w:id="20" w:author="Jones, Jasmine" w:date="2024-07-26T14:49:00Z" w:initials="JJ">
     <w:p>
       <w:pPr>
         <w:pStyle w:val="CommentText"/>
@@ -1517,7 +1511,7 @@
       </w:r>
     </w:p>
   </w:comment>
-  <w:comment w:id="22" w:author="Anthony D'Alessandro" w:date="2025-09-08T14:22:00Z" w:initials="AD">
+  <w:comment w:id="21" w:author="Anthony D'Alessandro" w:date="2025-09-08T14:22:00Z" w:initials="AD">
     <w:p>
       <w:pPr>
         <w:pStyle w:val="CommentText"/>
@@ -1533,7 +1527,7 @@
       </w:r>
     </w:p>
   </w:comment>
-  <w:comment w:id="23" w:author="Anthony D'Alessandro" w:date="2025-09-08T15:17:00Z" w:initials="AD">
+  <w:comment w:id="22" w:author="Anthony D'Alessandro" w:date="2025-09-08T15:17:00Z" w:initials="AD">
     <w:p>
       <w:pPr>
         <w:pStyle w:val="CommentText"/>
@@ -1549,7 +1543,7 @@
       </w:r>
     </w:p>
   </w:comment>
-  <w:comment w:id="25" w:author="Anthony D'Alessandro" w:date="2025-09-08T14:18:00Z" w:initials="AD">
+  <w:comment w:id="24" w:author="Anthony D'Alessandro" w:date="2025-09-08T14:18:00Z" w:initials="AD">
     <w:p>
       <w:pPr>
         <w:pStyle w:val="CommentText"/>
@@ -1565,7 +1559,7 @@
       </w:r>
     </w:p>
   </w:comment>
-  <w:comment w:id="28" w:author="Anthony D'Alessandro" w:date="2025-09-08T14:20:00Z" w:initials="AD">
+  <w:comment w:id="27" w:author="Anthony D'Alessandro" w:date="2025-09-08T14:20:00Z" w:initials="AD">
     <w:p>
       <w:pPr>
         <w:pStyle w:val="CommentText"/>
@@ -1607,7 +1601,6 @@
   <w15:commentEx w15:paraId="106C798F" w15:done="0"/>
   <w15:commentEx w15:paraId="39797E7D" w15:paraIdParent="106C798F" w15:done="0"/>
   <w15:commentEx w15:paraId="02B6DC6A" w15:paraIdParent="106C798F" w15:done="0"/>
-  <w15:commentEx w15:paraId="1E8E3193" w15:done="0"/>
   <w15:commentEx w15:paraId="0AA7958F" w15:done="0"/>
   <w15:commentEx w15:paraId="43DE5A9E" w15:done="0"/>
   <w15:commentEx w15:paraId="16C20D1E" w15:paraIdParent="43DE5A9E" w15:done="0"/>
@@ -1636,7 +1629,6 @@
   <w16cex:commentExtensible w16cex:durableId="70C9BCE0" w16cex:dateUtc="2025-09-08T15:12:00Z"/>
   <w16cex:commentExtensible w16cex:durableId="7048A7A0" w16cex:dateUtc="2025-09-08T15:17:00Z"/>
   <w16cex:commentExtensible w16cex:durableId="1696BE24" w16cex:dateUtc="2025-09-08T15:21:00Z"/>
-  <w16cex:commentExtensible w16cex:durableId="405864F6" w16cex:dateUtc="2025-09-08T15:19:00Z"/>
   <w16cex:commentExtensible w16cex:durableId="1BFAB22C" w16cex:dateUtc="2025-09-08T15:20:00Z"/>
   <w16cex:commentExtensible w16cex:durableId="3EC27938" w16cex:dateUtc="2025-09-08T15:30:00Z"/>
   <w16cex:commentExtensible w16cex:durableId="6A1394DD" w16cex:dateUtc="2025-09-08T17:29:00Z"/>
@@ -1665,7 +1657,6 @@
   <w16cid:commentId w16cid:paraId="106C798F" w16cid:durableId="70C9BCE0"/>
   <w16cid:commentId w16cid:paraId="39797E7D" w16cid:durableId="7048A7A0"/>
   <w16cid:commentId w16cid:paraId="02B6DC6A" w16cid:durableId="1696BE24"/>
-  <w16cid:commentId w16cid:paraId="1E8E3193" w16cid:durableId="405864F6"/>
   <w16cid:commentId w16cid:paraId="0AA7958F" w16cid:durableId="1BFAB22C"/>
   <w16cid:commentId w16cid:paraId="43DE5A9E" w16cid:durableId="3EC27938"/>
   <w16cid:commentId w16cid:paraId="16C20D1E" w16cid:durableId="6A1394DD"/>
@@ -1860,7 +1851,7 @@
           <v:imagedata r:id="rId1" o:title=""/>
           <w10:wrap anchorx="page" anchory="page"/>
         </v:shape>
-        <o:OLEObject Type="Embed" ProgID="Word.Picture.8" ShapeID="_x0000_s1026" DrawAspect="Content" ObjectID="_1829977278" r:id="rId2"/>
+        <o:OLEObject Type="Embed" ProgID="Word.Picture.8" ShapeID="_x0000_s1026" DrawAspect="Content" ObjectID="_1834034368" r:id="rId2"/>
       </w:object>
     </w:r>
     <w:r>

--- a/_out/mdl/2024/MDL-Town_of_Brunswick-016000089-2024.docx
+++ b/_out/mdl/2024/MDL-Town_of_Brunswick-016000089-2024.docx
@@ -33,7 +33,7 @@
           <w:smallCaps w:val="0"/>
           <w:sz w:val="24"/>
         </w:rPr>
-        <w:t>March 03, 2026</w:t>
+        <w:t>March 04, 2026</w:t>
       </w:r>
     </w:p>
     <w:p>
@@ -250,8 +250,6 @@
       <w:commentRangeStart w:id="16"/>
       <w:commentRangeEnd w:id="16"/>
       <w:bookmarkStart w:id="17" w:name="_Hlk154663119"/>
-      <w:proofErr w:type="gramStart"/>
-      <w:proofErr w:type="gramEnd"/>
       <w:commentRangeStart w:id="18"/>
       <w:commentRangeStart w:id="19"/>
       <w:commentRangeEnd w:id="18"/>
@@ -261,7 +259,7 @@
         <w:rPr>
           <w:sz w:val="24"/>
         </w:rPr>
-        <w:t xml:space="preserve">Treasury has reviewed the single audit report for the </w:t>
+        <w:t xml:space="preserve">Treasury has reviewed the single audit report for </w:t>
       </w:r>
       <w:r>
         <w:rPr>
@@ -696,8 +694,6 @@
           <w:szCs w:val="24"/>
         </w:rPr>
       </w:pPr>
-      <w:proofErr w:type="gramStart"/>
-      <w:proofErr w:type="gramEnd"/>
       <w:bookmarkStart w:id="26" w:name="_Hlk154663714"/>
       <w:bookmarkEnd w:id="23"/>
       <w:commentRangeEnd w:id="24"/>
@@ -730,17 +726,11 @@
       </w:pPr>
       <w:commentRangeStart w:id="27"/>
       <w:commentRangeEnd w:id="27"/>
-      <w:proofErr w:type="gramStart"/>
-      <w:proofErr w:type="gramEnd"/>
-      <w:proofErr w:type="spellStart"/>
-      <w:proofErr w:type="spellEnd"/>
-      <w:proofErr w:type="gramStart"/>
-      <w:proofErr w:type="gramEnd"/>
-      <w:r>
-        <w:rPr>
-          <w:sz w:val="24"/>
-        </w:rPr>
-        <w:t xml:space="preserve">The Town of Brunswick may appeal Treasury’s decision for the audit finding listed above. A written appeal must be submitted within 30 calendar days of the date of this management decision letter to Treasury via email at </w:t>
+      <w:r>
+        <w:rPr>
+          <w:sz w:val="24"/>
+        </w:rPr>
+        <w:t xml:space="preserve">Town of Brunswick may appeal Treasury’s decision for the audit finding listed above. A written appeal must be submitted within 30 calendar days of the date of this management decision letter to Treasury via email at </w:t>
       </w:r>
       <w:hyperlink r:id="rId24">
         <w:r>
@@ -782,12 +772,6 @@
           <w:szCs w:val="24"/>
         </w:rPr>
       </w:pPr>
-      <w:proofErr w:type="gramStart"/>
-      <w:proofErr w:type="gramEnd"/>
-      <w:proofErr w:type="spellStart"/>
-      <w:proofErr w:type="spellEnd"/>
-      <w:proofErr w:type="gramStart"/>
-      <w:proofErr w:type="gramEnd"/>
       <w:r>
         <w:rPr>
           <w:sz w:val="24"/>
@@ -1851,7 +1835,7 @@
           <v:imagedata r:id="rId1" o:title=""/>
           <w10:wrap anchorx="page" anchory="page"/>
         </v:shape>
-        <o:OLEObject Type="Embed" ProgID="Word.Picture.8" ShapeID="_x0000_s1026" DrawAspect="Content" ObjectID="_1834034368" r:id="rId2"/>
+        <o:OLEObject Type="Embed" ProgID="Word.Picture.8" ShapeID="_x0000_s1026" DrawAspect="Content" ObjectID="_1834117168" r:id="rId2"/>
       </w:object>
     </w:r>
     <w:r>
@@ -3579,6 +3563,12 @@
 </file>
 
 <file path=customXml/item1.xml><?xml version="1.0" encoding="utf-8"?>
+<p:properties xmlns:p="http://schemas.microsoft.com/office/2006/metadata/properties" xmlns:xsi="http://www.w3.org/2001/XMLSchema-instance" xmlns:pc="http://schemas.microsoft.com/office/infopath/2007/PartnerControls">
+  <documentManagement/>
+</p:properties>
+</file>
+
+<file path=customXml/item2.xml><?xml version="1.0" encoding="utf-8"?>
 <ct:contentTypeSchema xmlns:ct="http://schemas.microsoft.com/office/2006/metadata/contentType" xmlns:ma="http://schemas.microsoft.com/office/2006/metadata/properties/metaAttributes" ct:_="" ma:_="" ma:contentTypeName="Document" ma:contentTypeID="0x010100F126565443E1F344BFAEE422504F4339" ma:contentTypeVersion="0" ma:contentTypeDescription="Create a new document." ma:contentTypeScope="" ma:versionID="492a193985b7199b3960d0605ff30ce1">
   <xsd:schema xmlns:xsd="http://www.w3.org/2001/XMLSchema" xmlns:xs="http://www.w3.org/2001/XMLSchema" xmlns:p="http://schemas.microsoft.com/office/2006/metadata/properties" targetNamespace="http://schemas.microsoft.com/office/2006/metadata/properties" ma:root="true" ma:fieldsID="b764bea3eb9b1a5be8fd57fac5fb459b">
     <xsd:element name="properties">
@@ -3692,12 +3682,6 @@
 </ct:contentTypeSchema>
 </file>
 
-<file path=customXml/item2.xml><?xml version="1.0" encoding="utf-8"?>
-<p:properties xmlns:p="http://schemas.microsoft.com/office/2006/metadata/properties" xmlns:xsi="http://www.w3.org/2001/XMLSchema-instance" xmlns:pc="http://schemas.microsoft.com/office/infopath/2007/PartnerControls">
-  <documentManagement/>
-</p:properties>
-</file>
-
 <file path=customXml/item3.xml><?xml version="1.0" encoding="utf-8"?>
 <?mso-contentType ?>
 <FormTemplates xmlns="http://schemas.microsoft.com/sharepoint/v3/contenttype/forms">
@@ -3708,6 +3692,21 @@
 </file>
 
 <file path=customXml/itemProps1.xml><?xml version="1.0" encoding="utf-8"?>
+<ds:datastoreItem xmlns:ds="http://schemas.openxmlformats.org/officeDocument/2006/customXml" ds:itemID="{A5BE170D-67CC-493F-80F6-03FCA15C5893}">
+  <ds:schemaRefs>
+    <ds:schemaRef ds:uri="http://schemas.microsoft.com/office/infopath/2007/PartnerControls"/>
+    <ds:schemaRef ds:uri="http://schemas.microsoft.com/office/2006/documentManagement/types"/>
+    <ds:schemaRef ds:uri="http://schemas.microsoft.com/office/2006/metadata/properties"/>
+    <ds:schemaRef ds:uri="http://www.w3.org/XML/1998/namespace"/>
+    <ds:schemaRef ds:uri="http://purl.org/dc/dcmitype/"/>
+    <ds:schemaRef ds:uri="http://purl.org/dc/terms/"/>
+    <ds:schemaRef ds:uri="http://schemas.openxmlformats.org/package/2006/metadata/core-properties"/>
+    <ds:schemaRef ds:uri="http://purl.org/dc/elements/1.1/"/>
+  </ds:schemaRefs>
+</ds:datastoreItem>
+</file>
+
+<file path=customXml/itemProps2.xml><?xml version="1.0" encoding="utf-8"?>
 <ds:datastoreItem xmlns:ds="http://schemas.openxmlformats.org/officeDocument/2006/customXml" ds:itemID="{01DF460B-8754-4B34-B61F-D5EF1A2120E9}">
   <ds:schemaRefs>
     <ds:schemaRef ds:uri="http://schemas.microsoft.com/office/2006/metadata/contentType"/>
@@ -3723,21 +3722,6 @@
 </ds:datastoreItem>
 </file>
 
-<file path=customXml/itemProps2.xml><?xml version="1.0" encoding="utf-8"?>
-<ds:datastoreItem xmlns:ds="http://schemas.openxmlformats.org/officeDocument/2006/customXml" ds:itemID="{A5BE170D-67CC-493F-80F6-03FCA15C5893}">
-  <ds:schemaRefs>
-    <ds:schemaRef ds:uri="http://schemas.microsoft.com/office/infopath/2007/PartnerControls"/>
-    <ds:schemaRef ds:uri="http://schemas.microsoft.com/office/2006/documentManagement/types"/>
-    <ds:schemaRef ds:uri="http://schemas.microsoft.com/office/2006/metadata/properties"/>
-    <ds:schemaRef ds:uri="http://www.w3.org/XML/1998/namespace"/>
-    <ds:schemaRef ds:uri="http://purl.org/dc/dcmitype/"/>
-    <ds:schemaRef ds:uri="http://purl.org/dc/terms/"/>
-    <ds:schemaRef ds:uri="http://schemas.openxmlformats.org/package/2006/metadata/core-properties"/>
-    <ds:schemaRef ds:uri="http://purl.org/dc/elements/1.1/"/>
-  </ds:schemaRefs>
-</ds:datastoreItem>
-</file>
-
 <file path=customXml/itemProps3.xml><?xml version="1.0" encoding="utf-8"?>
 <ds:datastoreItem xmlns:ds="http://schemas.openxmlformats.org/officeDocument/2006/customXml" ds:itemID="{2123481F-583C-4491-8BD7-A223B6902F04}">
   <ds:schemaRefs>
